--- a/templates/permission_letter/template.docx
+++ b/templates/permission_letter/template.docx
@@ -326,7 +326,7 @@
                 <w:rFonts w:ascii="Times New Roman" w:hAnsi="Times New Roman"/>
                 <w:sz w:val="19"/>
               </w:rPr>
-              <w:t>Name: {% if venue_tech_assistant %}{{ venue_tech_assistant.name }}{% else %}Sunny Bodiwala{% endif %}</w:t>
+              <w:t>Name: {% if venue_tech_assistant %}{{ venue_tech_assistant.name }}{% else %}{{ tech_assistant_name | default('') }}{% endif %}</w:t>
               <w:br/>
             </w:r>
             <w:r>
@@ -334,7 +334,7 @@
                 <w:rFonts w:ascii="Times New Roman" w:hAnsi="Times New Roman"/>
                 <w:sz w:val="19"/>
               </w:rPr>
-              <w:t>Designation: Tech Assistant , Seminar Hall</w:t>
+              <w:t>Designation: {% if venue_tech_assistant and venue_tech_assistant.roles and venue_tech_assistant.roles.permission_letter %}{{ venue_tech_assistant.roles.permission_letter }}{% else %}Tech Assistant , {{ venue }}{% endif %}</w:t>
               <w:br/>
             </w:r>
             <w:r>
@@ -404,7 +404,7 @@
                 <w:rFonts w:ascii="Times New Roman" w:hAnsi="Times New Roman"/>
                 <w:sz w:val="19"/>
               </w:rPr>
-              <w:t>Name: {% if venue_faculty_in_charge %}{{ venue_faculty_in_charge.name }}{% else %}Shri Rakesh P. Gohil{% endif %}</w:t>
+              <w:t>Name: {% if venue_faculty_in_charge %}{{ venue_faculty_in_charge.name }}{% else %}{{ faculty_in_charge_name | default('') }}{% endif %}</w:t>
               <w:br/>
             </w:r>
             <w:r>
@@ -412,7 +412,7 @@
                 <w:rFonts w:ascii="Times New Roman" w:hAnsi="Times New Roman"/>
                 <w:sz w:val="19"/>
               </w:rPr>
-              <w:t>Designation: Faculty In-charge , Seminar Hall</w:t>
+              <w:t>Designation: {% if venue_faculty_in_charge and venue_faculty_in_charge.roles and venue_faculty_in_charge.roles.permission_letter %}{{ venue_faculty_in_charge.roles.permission_letter }}{% else %}Faculty In-charge , {{ venue }}{% endif %}</w:t>
               <w:br/>
             </w:r>
             <w:r>

--- a/templates/permission_letter/template.docx
+++ b/templates/permission_letter/template.docx
@@ -288,7 +288,7 @@
                 <w:rFonts w:ascii="Times New Roman" w:hAnsi="Times New Roman"/>
                 <w:sz w:val="19"/>
               </w:rPr>
-              <w:t>Designation: Chairperson , ACM</w:t>
+              <w:t>Designation: Chairperson , {{ club_short }}</w:t>
               <w:br/>
             </w:r>
             <w:r>
@@ -342,7 +342,7 @@
                 <w:rFonts w:ascii="Times New Roman" w:hAnsi="Times New Roman"/>
                 <w:sz w:val="19"/>
               </w:rPr>
-              <w:t>Branch: Computer Science &amp; Engineering</w:t>
+              <w:t>Branch: {% if venue_tech_assistant and venue_tech_assistant.get('branch') %}{{ venue_tech_assistant.branch }}{% else %}{{ department }}{% endif %}</w:t>
               <w:br/>
             </w:r>
             <w:r>
@@ -374,7 +374,7 @@
                 <w:rFonts w:ascii="Times New Roman" w:hAnsi="Times New Roman"/>
                 <w:sz w:val="19"/>
               </w:rPr>
-              <w:t>Designation: Chairman , ACM</w:t>
+              <w:t>Designation: Chairman , {{ club_short }}</w:t>
               <w:br/>
             </w:r>
             <w:r>
@@ -382,7 +382,7 @@
                 <w:rFonts w:ascii="Times New Roman" w:hAnsi="Times New Roman"/>
                 <w:sz w:val="19"/>
               </w:rPr>
-              <w:t>Department: Computer Science &amp; Engineering</w:t>
+              <w:t>Department: {{ faculty_chairman.get('branch') or department }}</w:t>
               <w:br/>
             </w:r>
             <w:r>
@@ -420,7 +420,7 @@
                 <w:rFonts w:ascii="Times New Roman" w:hAnsi="Times New Roman"/>
                 <w:sz w:val="19"/>
               </w:rPr>
-              <w:t>Department: Computer Science &amp; Engineering</w:t>
+              <w:t>Department: {% if venue_faculty_in_charge and venue_faculty_in_charge.get('branch') %}{{ venue_faculty_in_charge.branch }}{% else %}{{ department }}{% endif %}</w:t>
               <w:br/>
             </w:r>
             <w:r>
@@ -464,7 +464,7 @@
             <a:graphicData uri="http://schemas.openxmlformats.org/drawingml/2006/picture">
               <pic:pic>
                 <pic:nvPicPr>
-                  <pic:cNvPr id="0" name="clean_permission_header.png"/>
+                  <pic:cNvPr id="0" name="club_banner_placeholder.png"/>
                   <pic:cNvPicPr/>
                 </pic:nvPicPr>
                 <pic:blipFill>
